--- a/Phase-1/Week-3/Day-2/Day 2 - 21 June - Building Apps using LLM2 - Jira integration.docx
+++ b/Phase-1/Week-3/Day-2/Day 2 - 21 June - Building Apps using LLM2 - Jira integration.docx
@@ -190,35 +190,27 @@
         <w:lastRenderedPageBreak/>
         <w:t>JIRA Connector</w:t>
       </w:r>
+      <w:r>
+        <w:rPr>
+          <w:b/>
+          <w:bCs/>
+        </w:rPr>
+        <w:t xml:space="preserve"> – Home assignment</w:t>
+      </w:r>
     </w:p>
     <w:p/>
     <w:p>
       <w:r>
-        <w:t xml:space="preserve">Using Copilot (ask) Prompt— Analyse the code and show the impacted and new files for the below implementation Connect to Jira and fetch the user stories implement for both Front end &amp; Back end </w:t>
-      </w:r>
-      <w:proofErr w:type="gramStart"/>
-      <w:r>
-        <w:t>For</w:t>
-      </w:r>
-      <w:proofErr w:type="gramEnd"/>
-      <w:r>
-        <w:t xml:space="preserve"> the below implementation Go step by step and proceed on my approval with next step Create a connector for Jira in the UI with </w:t>
-      </w:r>
-      <w:proofErr w:type="spellStart"/>
-      <w:proofErr w:type="gramStart"/>
-      <w:r>
-        <w:t>Email,API</w:t>
-      </w:r>
-      <w:proofErr w:type="spellEnd"/>
-      <w:proofErr w:type="gramEnd"/>
-      <w:r>
-        <w:t xml:space="preserve"> token and Connect button Also add the Jira end point to the implementation</w:t>
+        <w:t>Using Copilot (ask) Prompt— Analyse the code and show the impacted and new files for the below implementation Connect to Jira and fetch the user stories implement for both Front end &amp; Back end For the below implementation Go step by step and proceed on my approval with next step Create a connector for Jira in the UI with Email,API token and Connect button Also add the Jira end point to the implementation</w:t>
       </w:r>
     </w:p>
     <w:p/>
     <w:p/>
     <w:p>
       <w:r>
+        <w:rPr>
+          <w:noProof/>
+        </w:rPr>
         <w:drawing>
           <wp:inline distT="0" distB="0" distL="0" distR="0" wp14:anchorId="7A96464B" wp14:editId="64BCB821">
             <wp:extent cx="5731510" cy="2555240"/>
@@ -282,6 +274,9 @@
     <w:p/>
     <w:p>
       <w:r>
+        <w:rPr>
+          <w:noProof/>
+        </w:rPr>
         <w:drawing>
           <wp:inline distT="0" distB="0" distL="0" distR="0" wp14:anchorId="45FF434F" wp14:editId="6E087664">
             <wp:extent cx="5092700" cy="2120360"/>
@@ -319,15 +314,30 @@
         </w:drawing>
       </w:r>
     </w:p>
+    <w:p>
+      <w:pPr>
+        <w:rPr>
+          <w:b/>
+          <w:bCs/>
+        </w:rPr>
+      </w:pPr>
+      <w:r>
+        <w:rPr>
+          <w:b/>
+          <w:bCs/>
+        </w:rPr>
+        <w:lastRenderedPageBreak/>
+        <w:t>Connected to JIRA from UI</w:t>
+      </w:r>
+    </w:p>
     <w:p/>
-    <w:p/>
     <w:p>
       <w:r>
         <w:drawing>
-          <wp:inline distT="0" distB="0" distL="0" distR="0" wp14:anchorId="4E154291" wp14:editId="7F134F33">
-            <wp:extent cx="5731510" cy="3019425"/>
-            <wp:effectExtent l="0" t="0" r="2540" b="9525"/>
-            <wp:docPr id="553486593" name="Picture 1"/>
+          <wp:inline distT="0" distB="0" distL="0" distR="0" wp14:anchorId="6C9E6541" wp14:editId="7E965DE7">
+            <wp:extent cx="5731510" cy="2954655"/>
+            <wp:effectExtent l="0" t="0" r="2540" b="0"/>
+            <wp:docPr id="138381775" name="Picture 1"/>
             <wp:cNvGraphicFramePr>
               <a:graphicFrameLocks xmlns:a="http://schemas.openxmlformats.org/drawingml/2006/main" noChangeAspect="1"/>
             </wp:cNvGraphicFramePr>
@@ -335,7 +345,7 @@
               <a:graphicData uri="http://schemas.openxmlformats.org/drawingml/2006/picture">
                 <pic:pic xmlns:pic="http://schemas.openxmlformats.org/drawingml/2006/picture">
                   <pic:nvPicPr>
-                    <pic:cNvPr id="553486593" name=""/>
+                    <pic:cNvPr id="138381775" name=""/>
                     <pic:cNvPicPr/>
                   </pic:nvPicPr>
                   <pic:blipFill>
@@ -347,7 +357,248 @@
                   <pic:spPr>
                     <a:xfrm>
                       <a:off x="0" y="0"/>
-                      <a:ext cx="5731510" cy="3019425"/>
+                      <a:ext cx="5731510" cy="2954655"/>
+                    </a:xfrm>
+                    <a:prstGeom prst="rect">
+                      <a:avLst/>
+                    </a:prstGeom>
+                  </pic:spPr>
+                </pic:pic>
+              </a:graphicData>
+            </a:graphic>
+          </wp:inline>
+        </w:drawing>
+      </w:r>
+    </w:p>
+    <w:p/>
+    <w:p>
+      <w:pPr>
+        <w:rPr>
+          <w:b/>
+          <w:bCs/>
+        </w:rPr>
+      </w:pPr>
+      <w:r>
+        <w:rPr>
+          <w:b/>
+          <w:bCs/>
+        </w:rPr>
+        <w:t>User story retrieved from JIRA</w:t>
+      </w:r>
+    </w:p>
+    <w:p>
+      <w:pPr>
+        <w:rPr>
+          <w:b/>
+          <w:bCs/>
+        </w:rPr>
+      </w:pPr>
+      <w:r>
+        <w:rPr>
+          <w:b/>
+          <w:bCs/>
+        </w:rPr>
+        <w:drawing>
+          <wp:inline distT="0" distB="0" distL="0" distR="0" wp14:anchorId="634EA341" wp14:editId="6D3DD1FE">
+            <wp:extent cx="5731510" cy="2736850"/>
+            <wp:effectExtent l="0" t="0" r="2540" b="6350"/>
+            <wp:docPr id="45969047" name="Picture 1"/>
+            <wp:cNvGraphicFramePr>
+              <a:graphicFrameLocks xmlns:a="http://schemas.openxmlformats.org/drawingml/2006/main" noChangeAspect="1"/>
+            </wp:cNvGraphicFramePr>
+            <a:graphic xmlns:a="http://schemas.openxmlformats.org/drawingml/2006/main">
+              <a:graphicData uri="http://schemas.openxmlformats.org/drawingml/2006/picture">
+                <pic:pic xmlns:pic="http://schemas.openxmlformats.org/drawingml/2006/picture">
+                  <pic:nvPicPr>
+                    <pic:cNvPr id="45969047" name=""/>
+                    <pic:cNvPicPr/>
+                  </pic:nvPicPr>
+                  <pic:blipFill>
+                    <a:blip r:embed="rId9"/>
+                    <a:stretch>
+                      <a:fillRect/>
+                    </a:stretch>
+                  </pic:blipFill>
+                  <pic:spPr>
+                    <a:xfrm>
+                      <a:off x="0" y="0"/>
+                      <a:ext cx="5731510" cy="2736850"/>
+                    </a:xfrm>
+                    <a:prstGeom prst="rect">
+                      <a:avLst/>
+                    </a:prstGeom>
+                  </pic:spPr>
+                </pic:pic>
+              </a:graphicData>
+            </a:graphic>
+          </wp:inline>
+        </w:drawing>
+      </w:r>
+    </w:p>
+    <w:p>
+      <w:pPr>
+        <w:rPr>
+          <w:b/>
+          <w:bCs/>
+        </w:rPr>
+      </w:pPr>
+    </w:p>
+    <w:p>
+      <w:pPr>
+        <w:rPr>
+          <w:b/>
+          <w:bCs/>
+        </w:rPr>
+      </w:pPr>
+    </w:p>
+    <w:p>
+      <w:pPr>
+        <w:rPr>
+          <w:b/>
+          <w:bCs/>
+        </w:rPr>
+      </w:pPr>
+    </w:p>
+    <w:p>
+      <w:pPr>
+        <w:rPr>
+          <w:b/>
+          <w:bCs/>
+        </w:rPr>
+      </w:pPr>
+    </w:p>
+    <w:p>
+      <w:pPr>
+        <w:rPr>
+          <w:b/>
+          <w:bCs/>
+        </w:rPr>
+      </w:pPr>
+    </w:p>
+    <w:p>
+      <w:pPr>
+        <w:rPr>
+          <w:b/>
+          <w:bCs/>
+        </w:rPr>
+      </w:pPr>
+      <w:r>
+        <w:rPr>
+          <w:b/>
+          <w:bCs/>
+        </w:rPr>
+        <w:lastRenderedPageBreak/>
+        <w:t xml:space="preserve">Input automatically populated to test case </w:t>
+      </w:r>
+      <w:r>
+        <w:rPr>
+          <w:b/>
+          <w:bCs/>
+        </w:rPr>
+        <w:t>generate field.</w:t>
+      </w:r>
+    </w:p>
+    <w:p>
+      <w:pPr>
+        <w:rPr>
+          <w:b/>
+          <w:bCs/>
+        </w:rPr>
+      </w:pPr>
+      <w:r>
+        <w:rPr>
+          <w:b/>
+          <w:bCs/>
+        </w:rPr>
+        <w:drawing>
+          <wp:inline distT="0" distB="0" distL="0" distR="0" wp14:anchorId="3A130CA6" wp14:editId="25950858">
+            <wp:extent cx="5731510" cy="3206115"/>
+            <wp:effectExtent l="0" t="0" r="2540" b="0"/>
+            <wp:docPr id="1687882043" name="Picture 1"/>
+            <wp:cNvGraphicFramePr>
+              <a:graphicFrameLocks xmlns:a="http://schemas.openxmlformats.org/drawingml/2006/main" noChangeAspect="1"/>
+            </wp:cNvGraphicFramePr>
+            <a:graphic xmlns:a="http://schemas.openxmlformats.org/drawingml/2006/main">
+              <a:graphicData uri="http://schemas.openxmlformats.org/drawingml/2006/picture">
+                <pic:pic xmlns:pic="http://schemas.openxmlformats.org/drawingml/2006/picture">
+                  <pic:nvPicPr>
+                    <pic:cNvPr id="1687882043" name=""/>
+                    <pic:cNvPicPr/>
+                  </pic:nvPicPr>
+                  <pic:blipFill>
+                    <a:blip r:embed="rId10"/>
+                    <a:stretch>
+                      <a:fillRect/>
+                    </a:stretch>
+                  </pic:blipFill>
+                  <pic:spPr>
+                    <a:xfrm>
+                      <a:off x="0" y="0"/>
+                      <a:ext cx="5731510" cy="3206115"/>
+                    </a:xfrm>
+                    <a:prstGeom prst="rect">
+                      <a:avLst/>
+                    </a:prstGeom>
+                  </pic:spPr>
+                </pic:pic>
+              </a:graphicData>
+            </a:graphic>
+          </wp:inline>
+        </w:drawing>
+      </w:r>
+    </w:p>
+    <w:p>
+      <w:pPr>
+        <w:rPr>
+          <w:b/>
+          <w:bCs/>
+        </w:rPr>
+      </w:pPr>
+      <w:r>
+        <w:rPr>
+          <w:b/>
+          <w:bCs/>
+        </w:rPr>
+        <w:t>Test case Generated</w:t>
+      </w:r>
+    </w:p>
+    <w:p>
+      <w:pPr>
+        <w:rPr>
+          <w:b/>
+          <w:bCs/>
+        </w:rPr>
+      </w:pPr>
+      <w:r>
+        <w:rPr>
+          <w:b/>
+          <w:bCs/>
+        </w:rPr>
+        <w:drawing>
+          <wp:inline distT="0" distB="0" distL="0" distR="0" wp14:anchorId="3365CCFF" wp14:editId="13B3A459">
+            <wp:extent cx="5731510" cy="2521585"/>
+            <wp:effectExtent l="0" t="0" r="2540" b="0"/>
+            <wp:docPr id="1722987484" name="Picture 1"/>
+            <wp:cNvGraphicFramePr>
+              <a:graphicFrameLocks xmlns:a="http://schemas.openxmlformats.org/drawingml/2006/main" noChangeAspect="1"/>
+            </wp:cNvGraphicFramePr>
+            <a:graphic xmlns:a="http://schemas.openxmlformats.org/drawingml/2006/main">
+              <a:graphicData uri="http://schemas.openxmlformats.org/drawingml/2006/picture">
+                <pic:pic xmlns:pic="http://schemas.openxmlformats.org/drawingml/2006/picture">
+                  <pic:nvPicPr>
+                    <pic:cNvPr id="1722987484" name=""/>
+                    <pic:cNvPicPr/>
+                  </pic:nvPicPr>
+                  <pic:blipFill>
+                    <a:blip r:embed="rId11"/>
+                    <a:stretch>
+                      <a:fillRect/>
+                    </a:stretch>
+                  </pic:blipFill>
+                  <pic:spPr>
+                    <a:xfrm>
+                      <a:off x="0" y="0"/>
+                      <a:ext cx="5731510" cy="2521585"/>
                     </a:xfrm>
                     <a:prstGeom prst="rect">
                       <a:avLst/>
@@ -973,6 +1224,7 @@
   <w:style w:type="character" w:default="1" w:styleId="DefaultParagraphFont">
     <w:name w:val="Default Paragraph Font"/>
     <w:uiPriority w:val="1"/>
+    <w:semiHidden/>
     <w:unhideWhenUsed/>
   </w:style>
   <w:style w:type="table" w:default="1" w:styleId="TableNormal">
